--- a/work/rendered-corrections/f2-corrected.docx
+++ b/work/rendered-corrections/f2-corrected.docx
@@ -51,7 +51,7 @@
                 <w:szCs w:val="28"/>
               </w:rPr>
               <w:drawing>
-                <wp:inline distT="0" distB="0" distL="0" distR="0" wp14:anchorId="04E299E4" wp14:editId="04367F26">
+                <wp:inline distT="0" distB="0" distL="0" distR="0" wp14:anchorId="7B575960" wp14:editId="610C9F0D">
                   <wp:extent cx="2157751" cy="396240"/>
                   <wp:effectExtent l="0" t="0" r="0" b="3810"/>
                   <wp:docPr id="1" name="Рисунок 1" descr="C:\Users\Ольга\Desktop\4dba2f6c-aa96-4e2e-b889-1d92d2defaf1.jpg"/>
@@ -259,6 +259,7 @@
           </w:tcPr>
           <w:p>
             <w:pPr>
+              <w:jc w:val="center"/>
               <w:rPr>
                 <w:sz w:val="26"/>
                 <w:szCs w:val="26"/>
@@ -266,19 +267,11 @@
             </w:pPr>
             <w:r>
               <w:rPr>
+                <w:color w:val="000000"/>
                 <w:sz w:val="26"/>
                 <w:szCs w:val="26"/>
               </w:rPr>
-              <w:t xml:space="preserve"> </w:t>
-            </w:r>
-            <w:r>
-              <w:rPr>
-                <w:sz w:val="26"/>
-                <w:szCs w:val="26"/>
-              </w:rPr>
-              <w:t xml:space="preserve">военного </w:t>
-              <w:br/>
-              <w:t>комиссариата г. Москва</w:t>
+              <w:t/>
             </w:r>
           </w:p>
         </w:tc>
@@ -380,26 +373,30 @@
             <w:tcBorders>
               <w:bottom w:val="single" w:sz="4" w:space="0" w:color="auto"/>
             </w:tcBorders>
-            <w:vAlign w:val="center"/>
             <w:tcMar>
               <w:top w:w="0" w:type="dxa"/>
               <w:left w:w="0" w:type="dxa"/>
               <w:bottom w:w="0" w:type="dxa"/>
               <w:right w:w="0" w:type="dxa"/>
             </w:tcMar>
+            <w:vAlign w:val="center"/>
           </w:tcPr>
           <w:p>
             <w:pPr>
-              <w:spacing w:before="0" w:after="0" w:line="204" w:lineRule="auto"/>
-              <w:jc w:val="left"/>
+              <w:spacing w:line="204" w:lineRule="auto"/>
+              <w:jc w:val="center"/>
+              <w:rPr>
+                <w:sz w:val="26"/>
+                <w:szCs w:val="26"/>
+              </w:rPr>
             </w:pPr>
-            <w:r/>
             <w:r>
               <w:rPr>
-                <w:rFonts w:ascii="Times New Roman" w:hAnsi="Times New Roman" w:eastAsia="Times New Roman"/>
-                <w:sz w:val="16"/>
+                <w:color w:val="000000"/>
+                <w:sz w:val="26"/>
+                <w:szCs w:val="26"/>
               </w:rPr>
-              <w:t>Жуковский горвоенкомат Московской обл.</w:t>
+              <w:t/>
             </w:r>
           </w:p>
         </w:tc>
@@ -534,11 +531,13 @@
         </w:tabs>
       </w:pPr>
       <w:r>
+        <w:t xml:space="preserve">Сообщаю, что гражданин </w:t>
+      </w:r>
+      <w:r>
         <w:rPr>
-          <w:rFonts w:ascii="Times New Roman" w:hAnsi="Times New Roman" w:eastAsia="Times New Roman"/>
-          <w:sz w:val="24"/>
+          <w:color w:val="000000"/>
         </w:rPr>
-        <w:t>Сообщаю, что гражданин Пилипчук Владимир Анатольевич,</w:t>
+        <w:t>Пилипчук Владимир Анатольевич,</w:t>
       </w:r>
     </w:p>
     <w:p>
@@ -559,7 +558,23 @@
           <w:sz w:val="20"/>
           <w:szCs w:val="20"/>
         </w:rPr>
-        <w:t>(ф.и.о.)</w:t>
+        <w:t>(</w:t>
+      </w:r>
+      <w:proofErr w:type="spellStart"/>
+      <w:r>
+        <w:rPr>
+          <w:sz w:val="20"/>
+          <w:szCs w:val="20"/>
+        </w:rPr>
+        <w:t>ф.и.о.</w:t>
+      </w:r>
+      <w:proofErr w:type="spellEnd"/>
+      <w:r>
+        <w:rPr>
+          <w:sz w:val="20"/>
+          <w:szCs w:val="20"/>
+        </w:rPr>
+        <w:t>)</w:t>
       </w:r>
     </w:p>
     <w:p>
@@ -569,11 +584,13 @@
         </w:tabs>
       </w:pPr>
       <w:r>
+        <w:t xml:space="preserve">подлежащий воинскому учету, воинское звание </w:t>
+      </w:r>
+      <w:r>
         <w:rPr>
-          <w:rFonts w:ascii="Times New Roman" w:hAnsi="Times New Roman" w:eastAsia="Times New Roman"/>
-          <w:sz w:val="24"/>
+          <w:color w:val="000000"/>
         </w:rPr>
-        <w:t>подлежащий воинскому учету, воинское звание Матрос,</w:t>
+        <w:t>Матрос,</w:t>
       </w:r>
     </w:p>
     <w:p>
@@ -588,12 +605,6 @@
           <w:szCs w:val="2"/>
         </w:rPr>
       </w:pPr>
-      <w:r>
-        <w:rPr>
-          <w:rFonts w:ascii="Times New Roman" w:hAnsi="Times New Roman" w:eastAsia="Times New Roman"/>
-          <w:sz w:val="22"/>
-        </w:rPr>
-      </w:r>
     </w:p>
     <w:tbl>
       <w:tblPr>
@@ -627,24 +638,23 @@
         <w:tc>
           <w:tcPr>
             <w:tcW w:w="2438" w:type="dxa"/>
-            <w:vAlign w:val="center"/>
             <w:tcMar>
               <w:top w:w="0" w:type="dxa"/>
               <w:left w:w="0" w:type="dxa"/>
               <w:bottom w:w="0" w:type="dxa"/>
               <w:right w:w="0" w:type="dxa"/>
             </w:tcMar>
+            <w:vAlign w:val="center"/>
           </w:tcPr>
           <w:p>
             <w:pPr>
-              <w:spacing w:before="0" w:after="0" w:line="204" w:lineRule="auto"/>
+              <w:spacing w:line="204" w:lineRule="auto"/>
               <w:jc w:val="center"/>
             </w:pPr>
-            <w:r/>
             <w:r>
               <w:rPr>
-                <w:rFonts w:ascii="Times New Roman" w:hAnsi="Times New Roman" w:eastAsia="Times New Roman"/>
-                <w:sz w:val="16"/>
+                <w:color w:val="000000"/>
+                <w:szCs w:val="40"/>
               </w:rPr>
               <w:t>16.12.1993</w:t>
             </w:r>
@@ -667,24 +677,23 @@
         <w:tc>
           <w:tcPr>
             <w:tcW w:w="3062" w:type="dxa"/>
-            <w:vAlign w:val="center"/>
             <w:tcMar>
               <w:top w:w="0" w:type="dxa"/>
               <w:left w:w="0" w:type="dxa"/>
               <w:bottom w:w="0" w:type="dxa"/>
               <w:right w:w="0" w:type="dxa"/>
             </w:tcMar>
+            <w:vAlign w:val="center"/>
           </w:tcPr>
           <w:p>
             <w:pPr>
-              <w:spacing w:before="0" w:after="0" w:line="204" w:lineRule="auto"/>
+              <w:spacing w:line="204" w:lineRule="auto"/>
               <w:jc w:val="center"/>
             </w:pPr>
-            <w:r/>
             <w:r>
               <w:rPr>
-                <w:rFonts w:ascii="Times New Roman" w:hAnsi="Times New Roman" w:eastAsia="Times New Roman"/>
-                <w:sz w:val="16"/>
+                <w:color w:val="000000"/>
+                <w:szCs w:val="40"/>
               </w:rPr>
               <w:t>4510 123456</w:t>
             </w:r>
@@ -715,26 +724,49 @@
       <w:r>
         <w:t xml:space="preserve"> </w:t>
       </w:r>
+      <w:r>
+        <w:rPr>
+          <w:color w:val="000000"/>
+        </w:rPr>
+        <w:t>123-456-789 00</w:t>
+      </w:r>
     </w:p>
     <w:p>
       <w:pPr>
-        <w:pBdr>
-          <w:top w:val="single" w:sz="4" w:space="1" w:color="000000"/>
-        </w:pBdr>
-        <w:ind w:left="5301" w:right="113"/>
-        <w:jc w:val="center"/>
+        <w:tabs>
+          <w:tab w:val="left" w:pos="1680"/>
+          <w:tab w:val="right" w:pos="9925"/>
+        </w:tabs>
         <w:rPr>
-          <w:sz w:val="2"/>
-          <w:szCs w:val="2"/>
+          <w:sz w:val="22"/>
         </w:rPr>
       </w:pPr>
       <w:r>
         <w:rPr>
-          <w:rFonts w:ascii="Times New Roman" w:hAnsi="Times New Roman" w:eastAsia="Times New Roman"/>
           <w:sz w:val="22"/>
-          <w:szCs w:val="2"/>
         </w:rPr>
-        <w:t>123-456-789 00</w:t>
+        <w:t xml:space="preserve">проживающий: </w:t>
+      </w:r>
+      <w:r>
+        <w:rPr>
+          <w:color w:val="000000"/>
+          <w:sz w:val="22"/>
+        </w:rPr>
+        <w:t>г. Москва</w:t>
+      </w:r>
+      <w:proofErr w:type="spellStart"/>
+      <w:r>
+        <w:rPr>
+          <w:color w:val="EE0000"/>
+          <w:sz w:val="22"/>
+        </w:rPr>
+      </w:r>
+      <w:proofErr w:type="spellEnd"/>
+      <w:r>
+        <w:rPr>
+          <w:color w:val="EE0000"/>
+          <w:sz w:val="22"/>
+        </w:rPr>
       </w:r>
     </w:p>
     <w:p>
@@ -747,13 +779,6 @@
           <w:u w:val="single"/>
         </w:rPr>
       </w:pPr>
-      <w:r>
-        <w:rPr>
-          <w:rFonts w:ascii="Times New Roman" w:hAnsi="Times New Roman" w:eastAsia="Times New Roman"/>
-          <w:sz w:val="22"/>
-        </w:rPr>
-        <w:t>проживающий: г. Москва</w:t>
-      </w:r>
     </w:p>
     <w:p>
       <w:pPr>
@@ -769,7 +794,7 @@
       </w:pPr>
       <w:r>
         <w:rPr>
-          <w:rFonts w:ascii="Times New Roman" w:hAnsi="Times New Roman" w:eastAsia="Times New Roman"/>
+          <w:color w:val="000000"/>
           <w:sz w:val="22"/>
           <w:strike w:val="0"/>
         </w:rPr>
@@ -777,14 +802,15 @@
       </w:r>
       <w:r>
         <w:rPr>
-          <w:rFonts w:ascii="Times New Roman" w:hAnsi="Times New Roman" w:eastAsia="Times New Roman"/>
+          <w:strike/>
+          <w:color w:val="000000"/>
           <w:sz w:val="22"/>
         </w:rPr>
-        <w:t>, </w:t>
+        <w:t xml:space="preserve">, </w:t>
       </w:r>
       <w:r>
         <w:rPr>
-          <w:rFonts w:ascii="Times New Roman" w:hAnsi="Times New Roman" w:eastAsia="Times New Roman"/>
+          <w:color w:val="000000"/>
           <w:sz w:val="22"/>
           <w:strike w:val="1"/>
         </w:rPr>
@@ -812,11 +838,26 @@
     </w:p>
     <w:p>
       <w:pPr>
+        <w:pBdr>
+          <w:top w:val="single" w:sz="4" w:space="1" w:color="000000"/>
+        </w:pBdr>
         <w:jc w:val="center"/>
+        <w:rPr>
+          <w:sz w:val="20"/>
+          <w:szCs w:val="20"/>
+        </w:rPr>
+      </w:pPr>
+    </w:p>
+    <w:p>
+      <w:pPr>
+        <w:jc w:val="center"/>
+        <w:rPr>
+          <w:color w:val="EE0000"/>
+        </w:rPr>
       </w:pPr>
       <w:r>
         <w:rPr>
-          <w:rFonts w:ascii="Times New Roman" w:hAnsi="Times New Roman" w:eastAsia="Times New Roman"/>
+          <w:color w:val="000000"/>
           <w:sz w:val="22"/>
         </w:rPr>
         <w:t>Акционерное общество Центр авиации «Солярис»</w:t>
@@ -828,6 +869,7 @@
           <w:top w:val="single" w:sz="4" w:space="1" w:color="000000"/>
         </w:pBdr>
         <w:rPr>
+          <w:color w:val="EE0000"/>
           <w:sz w:val="2"/>
           <w:szCs w:val="2"/>
         </w:rPr>
@@ -836,10 +878,13 @@
     <w:p>
       <w:pPr>
         <w:jc w:val="center"/>
+        <w:rPr>
+          <w:color w:val="EE0000"/>
+        </w:rPr>
       </w:pPr>
       <w:r>
         <w:rPr>
-          <w:rFonts w:ascii="Times New Roman" w:hAnsi="Times New Roman" w:eastAsia="Times New Roman"/>
+          <w:color w:val="000000"/>
           <w:sz w:val="22"/>
         </w:rPr>
         <w:t>АО ЦА «Солярис»</w:t>
@@ -866,15 +911,15 @@
     </w:p>
     <w:p>
       <w:pPr>
+        <w:pBdr>
+          <w:top w:val="single" w:sz="4" w:space="1" w:color="000000"/>
+        </w:pBdr>
         <w:jc w:val="center"/>
+        <w:rPr>
+          <w:sz w:val="20"/>
+          <w:szCs w:val="20"/>
+        </w:rPr>
       </w:pPr>
-      <w:r>
-        <w:rPr>
-          <w:rFonts w:ascii="Times New Roman" w:hAnsi="Times New Roman" w:eastAsia="Times New Roman"/>
-          <w:sz w:val="20"/>
-        </w:rPr>
-        <w:t>г. Москва</w:t>
-      </w:r>
     </w:p>
     <w:p>
       <w:pPr>
@@ -882,7 +927,22 @@
       </w:pPr>
       <w:r>
         <w:rPr>
-          <w:rFonts w:ascii="Times New Roman" w:hAnsi="Times New Roman" w:eastAsia="Times New Roman"/>
+          <w:color w:val="000000"/>
+          <w:sz w:val="20"/>
+        </w:rPr>
+        <w:t>г. Москва</w:t>
+      </w:r>
+      <w:proofErr w:type="spellStart"/>
+      <w:r>
+        <w:rPr>
+          <w:color w:val="EE0000"/>
+          <w:sz w:val="20"/>
+        </w:rPr>
+      </w:r>
+      <w:proofErr w:type="spellEnd"/>
+      <w:r>
+        <w:rPr>
+          <w:color w:val="EE0000"/>
           <w:sz w:val="20"/>
         </w:rPr>
       </w:r>
@@ -910,7 +970,7 @@
     <w:p>
       <w:r>
         <w:rPr>
-          <w:rFonts w:ascii="Times New Roman" w:hAnsi="Times New Roman" w:eastAsia="Times New Roman"/>
+          <w:color w:val="000000"/>
           <w:sz w:val="22"/>
         </w:rPr>
         <w:t>на должность: пилот</w:t>
@@ -967,24 +1027,23 @@
         <w:tc>
           <w:tcPr>
             <w:tcW w:w="1106" w:type="dxa"/>
-            <w:vAlign w:val="center"/>
             <w:tcMar>
               <w:top w:w="0" w:type="dxa"/>
               <w:left w:w="0" w:type="dxa"/>
               <w:bottom w:w="0" w:type="dxa"/>
               <w:right w:w="0" w:type="dxa"/>
             </w:tcMar>
+            <w:vAlign w:val="bottom"/>
           </w:tcPr>
           <w:p>
             <w:pPr>
-              <w:spacing w:before="0" w:after="0" w:line="204" w:lineRule="auto"/>
+              <w:spacing w:line="204" w:lineRule="auto"/>
               <w:jc w:val="center"/>
             </w:pPr>
-            <w:r/>
             <w:r>
               <w:rPr>
-                <w:rFonts w:ascii="Times New Roman" w:hAnsi="Times New Roman" w:eastAsia="Times New Roman"/>
-                <w:sz w:val="16"/>
+                <w:color w:val="000000"/>
+                <w:szCs w:val="40"/>
               </w:rPr>
               <w:t>15-к</w:t>
             </w:r>
@@ -1007,24 +1066,22 @@
         <w:tc>
           <w:tcPr>
             <w:tcW w:w="397" w:type="dxa"/>
-            <w:vAlign w:val="center"/>
             <w:tcMar>
               <w:top w:w="0" w:type="dxa"/>
               <w:left w:w="0" w:type="dxa"/>
               <w:bottom w:w="0" w:type="dxa"/>
               <w:right w:w="0" w:type="dxa"/>
             </w:tcMar>
+            <w:vAlign w:val="bottom"/>
           </w:tcPr>
           <w:p>
             <w:pPr>
-              <w:spacing w:before="0" w:after="0" w:line="204" w:lineRule="auto"/>
+              <w:spacing w:line="204" w:lineRule="auto"/>
               <w:jc w:val="center"/>
             </w:pPr>
-            <w:r/>
             <w:r>
               <w:rPr>
-                <w:rFonts w:ascii="Times New Roman" w:hAnsi="Times New Roman" w:eastAsia="Times New Roman"/>
-                <w:sz w:val="16"/>
+                <w:color w:val="000000"/>
               </w:rPr>
               <w:t>01</w:t>
             </w:r>
@@ -1044,24 +1101,22 @@
         <w:tc>
           <w:tcPr>
             <w:tcW w:w="1361" w:type="dxa"/>
-            <w:vAlign w:val="center"/>
             <w:tcMar>
               <w:top w:w="0" w:type="dxa"/>
               <w:left w:w="0" w:type="dxa"/>
               <w:bottom w:w="0" w:type="dxa"/>
               <w:right w:w="0" w:type="dxa"/>
             </w:tcMar>
+            <w:vAlign w:val="bottom"/>
           </w:tcPr>
           <w:p>
             <w:pPr>
-              <w:spacing w:before="0" w:after="0" w:line="204" w:lineRule="auto"/>
+              <w:spacing w:line="204" w:lineRule="auto"/>
               <w:jc w:val="center"/>
             </w:pPr>
-            <w:r/>
             <w:r>
               <w:rPr>
-                <w:rFonts w:ascii="Times New Roman" w:hAnsi="Times New Roman" w:eastAsia="Times New Roman"/>
-                <w:sz w:val="16"/>
+                <w:color w:val="000000"/>
               </w:rPr>
               <w:t>августа</w:t>
             </w:r>
@@ -1084,24 +1139,22 @@
         <w:tc>
           <w:tcPr>
             <w:tcW w:w="652" w:type="dxa"/>
-            <w:vAlign w:val="center"/>
             <w:tcMar>
               <w:top w:w="0" w:type="dxa"/>
               <w:left w:w="0" w:type="dxa"/>
               <w:bottom w:w="0" w:type="dxa"/>
               <w:right w:w="0" w:type="dxa"/>
             </w:tcMar>
+            <w:vAlign w:val="bottom"/>
           </w:tcPr>
           <w:p>
             <w:pPr>
-              <w:spacing w:before="0" w:after="0" w:line="204" w:lineRule="auto"/>
+              <w:spacing w:line="204" w:lineRule="auto"/>
               <w:jc w:val="center"/>
             </w:pPr>
-            <w:r/>
             <w:r>
               <w:rPr>
-                <w:rFonts w:ascii="Times New Roman" w:hAnsi="Times New Roman" w:eastAsia="Times New Roman"/>
-                <w:sz w:val="16"/>
+                <w:color w:val="000000"/>
               </w:rPr>
               <w:t>26</w:t>
             </w:r>
@@ -1128,8 +1181,8 @@
         <w:tblLook w:val="0000" w:firstRow="0" w:lastRow="0" w:firstColumn="0" w:lastColumn="0" w:noHBand="0" w:noVBand="0"/>
       </w:tblPr>
       <w:tblGrid>
-        <w:gridCol w:w="3712"/>
-        <w:gridCol w:w="567"/>
+        <w:gridCol w:w="3261"/>
+        <w:gridCol w:w="1018"/>
         <w:gridCol w:w="2268"/>
         <w:gridCol w:w="567"/>
         <w:gridCol w:w="2866"/>
@@ -1137,28 +1190,31 @@
       <w:tr>
         <w:tc>
           <w:tcPr>
-            <w:tcW w:w="3713" w:type="dxa"/>
+            <w:tcW w:w="3261" w:type="dxa"/>
             <w:tcBorders>
               <w:bottom w:val="single" w:sz="4" w:space="0" w:color="auto"/>
             </w:tcBorders>
-            <w:vAlign w:val="center"/>
             <w:tcMar>
               <w:top w:w="0" w:type="dxa"/>
               <w:left w:w="0" w:type="dxa"/>
               <w:bottom w:w="0" w:type="dxa"/>
               <w:right w:w="0" w:type="dxa"/>
             </w:tcMar>
+            <w:vAlign w:val="center"/>
           </w:tcPr>
           <w:p>
             <w:pPr>
-              <w:spacing w:before="0" w:after="0" w:line="204" w:lineRule="auto"/>
-              <w:jc w:val="left"/>
+              <w:spacing w:line="204" w:lineRule="auto"/>
+              <w:jc w:val="center"/>
+              <w:rPr>
+                <w:color w:val="EE0000"/>
+                <w:szCs w:val="40"/>
+              </w:rPr>
             </w:pPr>
-            <w:r/>
             <w:r>
               <w:rPr>
-                <w:rFonts w:ascii="Times New Roman" w:hAnsi="Times New Roman" w:eastAsia="Times New Roman"/>
-                <w:sz w:val="16"/>
+                <w:color w:val="000000"/>
+                <w:szCs w:val="40"/>
               </w:rPr>
               <w:t>Генеральный директор</w:t>
             </w:r>
@@ -1166,12 +1222,16 @@
         </w:tc>
         <w:tc>
           <w:tcPr>
-            <w:tcW w:w="567" w:type="dxa"/>
+            <w:tcW w:w="1018" w:type="dxa"/>
             <w:vAlign w:val="bottom"/>
           </w:tcPr>
           <w:p>
             <w:pPr>
               <w:jc w:val="center"/>
+              <w:rPr>
+                <w:color w:val="EE0000"/>
+                <w:szCs w:val="40"/>
+              </w:rPr>
             </w:pPr>
           </w:p>
         </w:tc>
@@ -1186,6 +1246,10 @@
           <w:p>
             <w:pPr>
               <w:jc w:val="center"/>
+              <w:rPr>
+                <w:color w:val="EE0000"/>
+                <w:szCs w:val="40"/>
+              </w:rPr>
             </w:pPr>
           </w:p>
         </w:tc>
@@ -1197,6 +1261,10 @@
           <w:p>
             <w:pPr>
               <w:jc w:val="center"/>
+              <w:rPr>
+                <w:color w:val="EE0000"/>
+                <w:szCs w:val="40"/>
+              </w:rPr>
             </w:pPr>
           </w:p>
         </w:tc>
@@ -1206,24 +1274,27 @@
             <w:tcBorders>
               <w:bottom w:val="single" w:sz="4" w:space="0" w:color="auto"/>
             </w:tcBorders>
-            <w:vAlign w:val="center"/>
             <w:tcMar>
               <w:top w:w="0" w:type="dxa"/>
               <w:left w:w="0" w:type="dxa"/>
               <w:bottom w:w="0" w:type="dxa"/>
               <w:right w:w="0" w:type="dxa"/>
             </w:tcMar>
+            <w:vAlign w:val="center"/>
           </w:tcPr>
           <w:p>
             <w:pPr>
-              <w:spacing w:before="0" w:after="0" w:line="204" w:lineRule="auto"/>
+              <w:spacing w:line="204" w:lineRule="auto"/>
               <w:jc w:val="center"/>
+              <w:rPr>
+                <w:color w:val="EE0000"/>
+                <w:szCs w:val="40"/>
+              </w:rPr>
             </w:pPr>
-            <w:r/>
             <w:r>
               <w:rPr>
-                <w:rFonts w:ascii="Times New Roman" w:hAnsi="Times New Roman" w:eastAsia="Times New Roman"/>
-                <w:sz w:val="16"/>
+                <w:color w:val="000000"/>
+                <w:szCs w:val="40"/>
               </w:rPr>
               <w:t>Петров П.П.</w:t>
             </w:r>
@@ -1233,7 +1304,7 @@
       <w:tr>
         <w:tc>
           <w:tcPr>
-            <w:tcW w:w="3713" w:type="dxa"/>
+            <w:tcW w:w="3261" w:type="dxa"/>
             <w:tcBorders>
               <w:top w:val="single" w:sz="4" w:space="0" w:color="auto"/>
             </w:tcBorders>
@@ -1257,7 +1328,7 @@
         </w:tc>
         <w:tc>
           <w:tcPr>
-            <w:tcW w:w="567" w:type="dxa"/>
+            <w:tcW w:w="1018" w:type="dxa"/>
           </w:tcPr>
           <w:p>
             <w:pPr>
@@ -1327,7 +1398,23 @@
                 <w:sz w:val="20"/>
                 <w:szCs w:val="20"/>
               </w:rPr>
-              <w:t>(ф.и.о.)</w:t>
+              <w:t>(</w:t>
+            </w:r>
+            <w:proofErr w:type="spellStart"/>
+            <w:r>
+              <w:rPr>
+                <w:sz w:val="20"/>
+                <w:szCs w:val="20"/>
+              </w:rPr>
+              <w:t>ф.и.о.</w:t>
+            </w:r>
+            <w:proofErr w:type="spellEnd"/>
+            <w:r>
+              <w:rPr>
+                <w:sz w:val="20"/>
+                <w:szCs w:val="20"/>
+              </w:rPr>
+              <w:t>)</w:t>
             </w:r>
           </w:p>
         </w:tc>
@@ -1361,8 +1448,8 @@
         <w:tblLook w:val="0000" w:firstRow="0" w:lastRow="0" w:firstColumn="0" w:lastColumn="0" w:noHBand="0" w:noVBand="0"/>
       </w:tblPr>
       <w:tblGrid>
-        <w:gridCol w:w="3712"/>
-        <w:gridCol w:w="567"/>
+        <w:gridCol w:w="3261"/>
+        <w:gridCol w:w="1018"/>
         <w:gridCol w:w="2268"/>
         <w:gridCol w:w="567"/>
         <w:gridCol w:w="2866"/>
@@ -1370,28 +1457,31 @@
       <w:tr>
         <w:tc>
           <w:tcPr>
-            <w:tcW w:w="3713" w:type="dxa"/>
+            <w:tcW w:w="3261" w:type="dxa"/>
             <w:tcBorders>
               <w:bottom w:val="single" w:sz="4" w:space="0" w:color="auto"/>
             </w:tcBorders>
-            <w:vAlign w:val="center"/>
             <w:tcMar>
               <w:top w:w="0" w:type="dxa"/>
               <w:left w:w="0" w:type="dxa"/>
               <w:bottom w:w="0" w:type="dxa"/>
               <w:right w:w="0" w:type="dxa"/>
             </w:tcMar>
+            <w:vAlign w:val="center"/>
           </w:tcPr>
           <w:p>
             <w:pPr>
-              <w:spacing w:before="0" w:after="0" w:line="204" w:lineRule="auto"/>
-              <w:jc w:val="left"/>
+              <w:spacing w:line="204" w:lineRule="auto"/>
+              <w:jc w:val="center"/>
+              <w:rPr>
+                <w:color w:val="EE0000"/>
+                <w:szCs w:val="40"/>
+              </w:rPr>
             </w:pPr>
-            <w:r/>
             <w:r>
               <w:rPr>
-                <w:rFonts w:ascii="Times New Roman" w:hAnsi="Times New Roman" w:eastAsia="Times New Roman"/>
-                <w:sz w:val="16"/>
+                <w:color w:val="000000"/>
+                <w:szCs w:val="40"/>
               </w:rPr>
               <w:t>Специалист по ведению воинского учёта</w:t>
             </w:r>
@@ -1399,12 +1489,16 @@
         </w:tc>
         <w:tc>
           <w:tcPr>
-            <w:tcW w:w="567" w:type="dxa"/>
+            <w:tcW w:w="1018" w:type="dxa"/>
             <w:vAlign w:val="bottom"/>
           </w:tcPr>
           <w:p>
             <w:pPr>
               <w:jc w:val="center"/>
+              <w:rPr>
+                <w:color w:val="EE0000"/>
+                <w:szCs w:val="40"/>
+              </w:rPr>
             </w:pPr>
           </w:p>
         </w:tc>
@@ -1419,6 +1513,10 @@
           <w:p>
             <w:pPr>
               <w:jc w:val="center"/>
+              <w:rPr>
+                <w:color w:val="EE0000"/>
+                <w:szCs w:val="40"/>
+              </w:rPr>
             </w:pPr>
           </w:p>
         </w:tc>
@@ -1430,6 +1528,10 @@
           <w:p>
             <w:pPr>
               <w:jc w:val="center"/>
+              <w:rPr>
+                <w:color w:val="EE0000"/>
+                <w:szCs w:val="40"/>
+              </w:rPr>
             </w:pPr>
           </w:p>
         </w:tc>
@@ -1439,24 +1541,27 @@
             <w:tcBorders>
               <w:bottom w:val="single" w:sz="4" w:space="0" w:color="auto"/>
             </w:tcBorders>
-            <w:vAlign w:val="center"/>
             <w:tcMar>
               <w:top w:w="0" w:type="dxa"/>
               <w:left w:w="0" w:type="dxa"/>
               <w:bottom w:w="0" w:type="dxa"/>
               <w:right w:w="0" w:type="dxa"/>
             </w:tcMar>
+            <w:vAlign w:val="center"/>
           </w:tcPr>
           <w:p>
             <w:pPr>
-              <w:spacing w:before="0" w:after="0" w:line="204" w:lineRule="auto"/>
+              <w:spacing w:line="204" w:lineRule="auto"/>
               <w:jc w:val="center"/>
+              <w:rPr>
+                <w:color w:val="EE0000"/>
+                <w:szCs w:val="40"/>
+              </w:rPr>
             </w:pPr>
-            <w:r/>
             <w:r>
               <w:rPr>
-                <w:rFonts w:ascii="Times New Roman" w:hAnsi="Times New Roman" w:eastAsia="Times New Roman"/>
-                <w:sz w:val="16"/>
+                <w:color w:val="000000"/>
+                <w:szCs w:val="40"/>
               </w:rPr>
               <w:t>Михайленко А.В.</w:t>
             </w:r>
@@ -1466,7 +1571,7 @@
       <w:tr>
         <w:tc>
           <w:tcPr>
-            <w:tcW w:w="3713" w:type="dxa"/>
+            <w:tcW w:w="3261" w:type="dxa"/>
             <w:tcBorders>
               <w:top w:val="single" w:sz="4" w:space="0" w:color="auto"/>
             </w:tcBorders>
@@ -1490,7 +1595,7 @@
         </w:tc>
         <w:tc>
           <w:tcPr>
-            <w:tcW w:w="567" w:type="dxa"/>
+            <w:tcW w:w="1018" w:type="dxa"/>
           </w:tcPr>
           <w:p>
             <w:pPr>
@@ -1560,7 +1665,23 @@
                 <w:sz w:val="20"/>
                 <w:szCs w:val="20"/>
               </w:rPr>
-              <w:t>(ф.и.о.)</w:t>
+              <w:t>(</w:t>
+            </w:r>
+            <w:proofErr w:type="spellStart"/>
+            <w:r>
+              <w:rPr>
+                <w:sz w:val="20"/>
+                <w:szCs w:val="20"/>
+              </w:rPr>
+              <w:t>ф.и.о.</w:t>
+            </w:r>
+            <w:proofErr w:type="spellEnd"/>
+            <w:r>
+              <w:rPr>
+                <w:sz w:val="20"/>
+                <w:szCs w:val="20"/>
+              </w:rPr>
+              <w:t>)</w:t>
             </w:r>
           </w:p>
         </w:tc>
